--- a/docs/Course/MGS3701/03_Lecture_Note/LectureNote_Chad/PPT/chapter2/chapter2_note.docx
+++ b/docs/Course/MGS3701/03_Lecture_Note/LectureNote_Chad/PPT/chapter2/chapter2_note.docx
@@ -31,7 +31,7 @@
         <w:pStyle w:val="Date"/>
       </w:pPr>
       <w:r>
-        <w:t xml:space="preserve">Fri, 28 February 2025</w:t>
+        <w:t xml:space="preserve">Sat, 1 March 2025</w:t>
       </w:r>
     </w:p>
     <w:p>

--- a/docs/Course/MGS3701/03_Lecture_Note/LectureNote_Chad/PPT/chapter2/chapter2_note.docx
+++ b/docs/Course/MGS3701/03_Lecture_Note/LectureNote_Chad/PPT/chapter2/chapter2_note.docx
@@ -31,7 +31,7 @@
         <w:pStyle w:val="Date"/>
       </w:pPr>
       <w:r>
-        <w:t xml:space="preserve">Sat, 1 March 2025</w:t>
+        <w:t xml:space="preserve">Mon, 3 March 2025</w:t>
       </w:r>
     </w:p>
     <w:p>

--- a/docs/Course/MGS3701/03_Lecture_Note/LectureNote_Chad/PPT/chapter2/chapter2_note.docx
+++ b/docs/Course/MGS3701/03_Lecture_Note/LectureNote_Chad/PPT/chapter2/chapter2_note.docx
@@ -31,7 +31,7 @@
         <w:pStyle w:val="Date"/>
       </w:pPr>
       <w:r>
-        <w:t xml:space="preserve">Mon, 3 March 2025</w:t>
+        <w:t xml:space="preserve">Sun, 9 March 2025</w:t>
       </w:r>
     </w:p>
     <w:p>

--- a/docs/Course/MGS3701/03_Lecture_Note/LectureNote_Chad/PPT/chapter2/chapter2_note.docx
+++ b/docs/Course/MGS3701/03_Lecture_Note/LectureNote_Chad/PPT/chapter2/chapter2_note.docx
@@ -31,7 +31,7 @@
         <w:pStyle w:val="Date"/>
       </w:pPr>
       <w:r>
-        <w:t xml:space="preserve">Sun, 9 March 2025</w:t>
+        <w:t xml:space="preserve">Tue, 11 March 2025</w:t>
       </w:r>
     </w:p>
     <w:p>

--- a/docs/Course/MGS3701/03_Lecture_Note/LectureNote_Chad/PPT/chapter2/chapter2_note.docx
+++ b/docs/Course/MGS3701/03_Lecture_Note/LectureNote_Chad/PPT/chapter2/chapter2_note.docx
@@ -31,7 +31,7 @@
         <w:pStyle w:val="Date"/>
       </w:pPr>
       <w:r>
-        <w:t xml:space="preserve">Thu, 13 March 2025</w:t>
+        <w:t xml:space="preserve">Fri, 21 March 2025</w:t>
       </w:r>
     </w:p>
     <w:p>

--- a/docs/Course/MGS3701/03_Lecture_Note/LectureNote_Chad/PPT/chapter2/chapter2_note.docx
+++ b/docs/Course/MGS3701/03_Lecture_Note/LectureNote_Chad/PPT/chapter2/chapter2_note.docx
@@ -31,7 +31,7 @@
         <w:pStyle w:val="Date"/>
       </w:pPr>
       <w:r>
-        <w:t xml:space="preserve">Fri, 21 March 2025</w:t>
+        <w:t xml:space="preserve">Sat, 22 March 2025</w:t>
       </w:r>
     </w:p>
     <w:p>

--- a/docs/Course/MGS3701/03_Lecture_Note/LectureNote_Chad/PPT/chapter2/chapter2_note.docx
+++ b/docs/Course/MGS3701/03_Lecture_Note/LectureNote_Chad/PPT/chapter2/chapter2_note.docx
@@ -7,7 +7,49 @@
         <w:pStyle w:val="Title"/>
       </w:pPr>
       <w:r>
-        <w:t xml:space="preserve">[Lecture Note] Overview of the Data Mining Process</w:t>
+        <w:t xml:space="preserve">[Lecture</w:t>
+      </w:r>
+      <w:r>
+        <w:t xml:space="preserve"> </w:t>
+      </w:r>
+      <w:r>
+        <w:t xml:space="preserve">Note]</w:t>
+      </w:r>
+      <w:r>
+        <w:t xml:space="preserve"> </w:t>
+      </w:r>
+      <w:r>
+        <w:t xml:space="preserve">Overview</w:t>
+      </w:r>
+      <w:r>
+        <w:t xml:space="preserve"> </w:t>
+      </w:r>
+      <w:r>
+        <w:t xml:space="preserve">of</w:t>
+      </w:r>
+      <w:r>
+        <w:t xml:space="preserve"> </w:t>
+      </w:r>
+      <w:r>
+        <w:t xml:space="preserve">the</w:t>
+      </w:r>
+      <w:r>
+        <w:t xml:space="preserve"> </w:t>
+      </w:r>
+      <w:r>
+        <w:t xml:space="preserve">Data</w:t>
+      </w:r>
+      <w:r>
+        <w:t xml:space="preserve"> </w:t>
+      </w:r>
+      <w:r>
+        <w:t xml:space="preserve">Mining</w:t>
+      </w:r>
+      <w:r>
+        <w:t xml:space="preserve"> </w:t>
+      </w:r>
+      <w:r>
+        <w:t xml:space="preserve">Process</w:t>
       </w:r>
     </w:p>
     <w:p>
@@ -15,7 +57,31 @@
         <w:pStyle w:val="Subtitle"/>
       </w:pPr>
       <w:r>
-        <w:t xml:space="preserve">MGS3701 Data Mining, Spring 2025</w:t>
+        <w:t xml:space="preserve">MGS3701</w:t>
+      </w:r>
+      <w:r>
+        <w:t xml:space="preserve"> </w:t>
+      </w:r>
+      <w:r>
+        <w:t xml:space="preserve">Data</w:t>
+      </w:r>
+      <w:r>
+        <w:t xml:space="preserve"> </w:t>
+      </w:r>
+      <w:r>
+        <w:t xml:space="preserve">Mining,</w:t>
+      </w:r>
+      <w:r>
+        <w:t xml:space="preserve"> </w:t>
+      </w:r>
+      <w:r>
+        <w:t xml:space="preserve">Spring</w:t>
+      </w:r>
+      <w:r>
+        <w:t xml:space="preserve"> </w:t>
+      </w:r>
+      <w:r>
+        <w:t xml:space="preserve">2025</w:t>
       </w:r>
     </w:p>
     <w:p>
@@ -23,7 +89,19 @@
         <w:pStyle w:val="Author"/>
       </w:pPr>
       <w:r>
-        <w:t xml:space="preserve">Chad (Chungil Chae)</w:t>
+        <w:t xml:space="preserve">Chad</w:t>
+      </w:r>
+      <w:r>
+        <w:t xml:space="preserve"> </w:t>
+      </w:r>
+      <w:r>
+        <w:t xml:space="preserve">(Chungil</w:t>
+      </w:r>
+      <w:r>
+        <w:t xml:space="preserve"> </w:t>
+      </w:r>
+      <w:r>
+        <w:t xml:space="preserve">Chae)</w:t>
       </w:r>
     </w:p>
     <w:p>
@@ -31,7 +109,33 @@
         <w:pStyle w:val="Date"/>
       </w:pPr>
       <w:r>
-        <w:t xml:space="preserve">Fri, 23 May 2025</w:t>
+        <w:t xml:space="preserve">Sun,</w:t>
+      </w:r>
+      <w:r>
+        <w:t xml:space="preserve"> </w:t>
+      </w:r>
+      <w:r>
+        <w:t xml:space="preserve">25</w:t>
+      </w:r>
+      <w:r>
+        <w:t xml:space="preserve"> </w:t>
+      </w:r>
+      <w:r>
+        <w:t xml:space="preserve">May</w:t>
+      </w:r>
+      <w:r>
+        <w:t xml:space="preserve"> </w:t>
+      </w:r>
+      <w:r>
+        <w:t xml:space="preserve">2025</w:t>
+      </w:r>
+    </w:p>
+    <w:p>
+      <w:pPr>
+        <w:pStyle w:val="AbstractTitle"/>
+      </w:pPr>
+      <w:r>
+        <w:t xml:space="preserve">Abstract</w:t>
       </w:r>
     </w:p>
     <w:p>
@@ -78,7 +182,13 @@
         <w:t xml:space="preserve"> </w:t>
       </w:r>
       <w:r>
-        <w:t xml:space="preserve">“data mining.”</w:t>
+        <w:t xml:space="preserve">“</w:t>
+      </w:r>
+      <w:r>
+        <w:t xml:space="preserve">data mining.</w:t>
+      </w:r>
+      <w:r>
+        <w:t xml:space="preserve">”</w:t>
       </w:r>
     </w:p>
     <w:p>
@@ -286,7 +396,13 @@
         <w:t xml:space="preserve"> </w:t>
       </w:r>
       <w:r>
-        <w:t xml:space="preserve">“what items go together”</w:t>
+        <w:t xml:space="preserve">“</w:t>
+      </w:r>
+      <w:r>
+        <w:t xml:space="preserve">what items go together</w:t>
+      </w:r>
+      <w:r>
+        <w:t xml:space="preserve">”</w:t>
       </w:r>
       <w:r>
         <w:t xml:space="preserve">.</w:t>
@@ -340,7 +456,13 @@
         <w:t xml:space="preserve">Recommendation websites: online shopping (</w:t>
       </w:r>
       <w:r>
-        <w:t xml:space="preserve">“Customers who bought X also bought Y”</w:t>
+        <w:t xml:space="preserve">“</w:t>
+      </w:r>
+      <w:r>
+        <w:t xml:space="preserve">Customers who bought X also bought Y</w:t>
+      </w:r>
+      <w:r>
+        <w:t xml:space="preserve">”</w:t>
       </w:r>
       <w:r>
         <w:t xml:space="preserve">).</w:t>
@@ -393,7 +515,7 @@
                     <a:graphicData uri="http://schemas.openxmlformats.org/drawingml/2006/picture">
                       <pic:pic>
                         <pic:nvPicPr>
-                          <pic:cNvPr descr="/Applications/quarto/share/formats/docx/note.png" id="26" name="Picture"/>
+                          <pic:cNvPr descr="/usr/lib/rstudio-server/bin/quarto/share/formats/docx/note.png" id="26" name="Picture"/>
                           <pic:cNvPicPr>
                             <a:picLocks noChangeArrowheads="1" noChangeAspect="1"/>
                           </pic:cNvPicPr>
@@ -517,7 +639,7 @@
                     <a:graphicData uri="http://schemas.openxmlformats.org/drawingml/2006/picture">
                       <pic:pic>
                         <pic:nvPicPr>
-                          <pic:cNvPr descr="/Applications/quarto/share/formats/docx/note.png" id="28" name="Picture"/>
+                          <pic:cNvPr descr="/usr/lib/rstudio-server/bin/quarto/share/formats/docx/note.png" id="28" name="Picture"/>
                           <pic:cNvPicPr>
                             <a:picLocks noChangeArrowheads="1" noChangeAspect="1"/>
                           </pic:cNvPicPr>
@@ -948,7 +1070,7 @@
                     <a:graphicData uri="http://schemas.openxmlformats.org/drawingml/2006/picture">
                       <pic:pic>
                         <pic:nvPicPr>
-                          <pic:cNvPr descr="/Applications/quarto/share/formats/docx/note.png" id="34" name="Picture"/>
+                          <pic:cNvPr descr="/usr/lib/rstudio-server/bin/quarto/share/formats/docx/note.png" id="34" name="Picture"/>
                           <pic:cNvPicPr>
                             <a:picLocks noChangeArrowheads="1" noChangeAspect="1"/>
                           </pic:cNvPicPr>
@@ -1162,7 +1284,7 @@
                     <a:graphicData uri="http://schemas.openxmlformats.org/drawingml/2006/picture">
                       <pic:pic>
                         <pic:nvPicPr>
-                          <pic:cNvPr descr="/Applications/quarto/share/formats/docx/note.png" id="37" name="Picture"/>
+                          <pic:cNvPr descr="/usr/lib/rstudio-server/bin/quarto/share/formats/docx/note.png" id="37" name="Picture"/>
                           <pic:cNvPicPr>
                             <a:picLocks noChangeArrowheads="1" noChangeAspect="1"/>
                           </pic:cNvPicPr>
@@ -1751,7 +1873,13 @@
         <w:t xml:space="preserve">Zillow is a popular real estate valuation site that publishes estimated home (</w:t>
       </w:r>
       <w:r>
-        <w:t xml:space="preserve">“Zestimate”</w:t>
+        <w:t xml:space="preserve">“</w:t>
+      </w:r>
+      <w:r>
+        <w:t xml:space="preserve">Zestimate</w:t>
+      </w:r>
+      <w:r>
+        <w:t xml:space="preserve">”</w:t>
       </w:r>
       <w:r>
         <w:t xml:space="preserve">) data.</w:t>
@@ -2040,7 +2168,13 @@
         <w:t xml:space="preserve"> </w:t>
       </w:r>
       <w:r>
-        <w:t xml:space="preserve">“dummy”</w:t>
+        <w:t xml:space="preserve">“</w:t>
+      </w:r>
+      <w:r>
+        <w:t xml:space="preserve">dummy</w:t>
+      </w:r>
+      <w:r>
+        <w:t xml:space="preserve">”</w:t>
       </w:r>
       <w:r>
         <w:t xml:space="preserve"> </w:t>
@@ -2068,7 +2202,13 @@
         </w:numPr>
       </w:pPr>
       <w:r>
-        <w:t xml:space="preserve">“More is better”</w:t>
+        <w:t xml:space="preserve">“</w:t>
+      </w:r>
+      <w:r>
+        <w:t xml:space="preserve">More is better</w:t>
+      </w:r>
+      <w:r>
+        <w:t xml:space="preserve">”</w:t>
       </w:r>
       <w:r>
         <w:t xml:space="preserve"> </w:t>
@@ -2245,7 +2385,13 @@
         <w:t xml:space="preserve"> </w:t>
       </w:r>
       <w:r>
-        <w:t xml:space="preserve">“noise”</w:t>
+        <w:t xml:space="preserve">“</w:t>
+      </w:r>
+      <w:r>
+        <w:t xml:space="preserve">noise</w:t>
+      </w:r>
+      <w:r>
+        <w:t xml:space="preserve">”</w:t>
       </w:r>
       <w:r>
         <w:t xml:space="preserve"> </w:t>
@@ -3199,7 +3345,7 @@
   </w:style>
   <w:style w:styleId="Subtitle" w:type="paragraph">
     <w:name w:val="Subtitle"/>
-    <w:basedOn w:val="Title"/>
+    <w:basedOn w:val="Normal"/>
     <w:next w:val="BodyText"/>
     <w:link w:val="SubtitleChar"/>
     <w:uiPriority w:val="11"/>
@@ -3212,6 +3358,7 @@
     </w:pPr>
     <w:rPr>
       <w:rFonts w:cstheme="majorBidi" w:eastAsiaTheme="majorEastAsia"/>
+      <w:color w:themeColor="text1" w:themeTint="A6" w:val="595959"/>
       <w:spacing w:val="15"/>
       <w:sz w:val="28"/>
       <w:szCs w:val="28"/>
@@ -3264,6 +3411,7 @@
     </w:pPr>
     <w:rPr>
       <w:b/>
+      <w:color w:val="345A8A"/>
       <w:sz w:val="20"/>
       <w:szCs w:val="20"/>
     </w:rPr>

--- a/docs/Course/MGS3701/03_Lecture_Note/LectureNote_Chad/PPT/chapter2/chapter2_note.docx
+++ b/docs/Course/MGS3701/03_Lecture_Note/LectureNote_Chad/PPT/chapter2/chapter2_note.docx
@@ -7,49 +7,7 @@
         <w:pStyle w:val="Title"/>
       </w:pPr>
       <w:r>
-        <w:t xml:space="preserve">[Lecture</w:t>
-      </w:r>
-      <w:r>
-        <w:t xml:space="preserve"> </w:t>
-      </w:r>
-      <w:r>
-        <w:t xml:space="preserve">Note]</w:t>
-      </w:r>
-      <w:r>
-        <w:t xml:space="preserve"> </w:t>
-      </w:r>
-      <w:r>
-        <w:t xml:space="preserve">Overview</w:t>
-      </w:r>
-      <w:r>
-        <w:t xml:space="preserve"> </w:t>
-      </w:r>
-      <w:r>
-        <w:t xml:space="preserve">of</w:t>
-      </w:r>
-      <w:r>
-        <w:t xml:space="preserve"> </w:t>
-      </w:r>
-      <w:r>
-        <w:t xml:space="preserve">the</w:t>
-      </w:r>
-      <w:r>
-        <w:t xml:space="preserve"> </w:t>
-      </w:r>
-      <w:r>
-        <w:t xml:space="preserve">Data</w:t>
-      </w:r>
-      <w:r>
-        <w:t xml:space="preserve"> </w:t>
-      </w:r>
-      <w:r>
-        <w:t xml:space="preserve">Mining</w:t>
-      </w:r>
-      <w:r>
-        <w:t xml:space="preserve"> </w:t>
-      </w:r>
-      <w:r>
-        <w:t xml:space="preserve">Process</w:t>
+        <w:t xml:space="preserve">[Lecture Note] Overview of the Data Mining Process</w:t>
       </w:r>
     </w:p>
     <w:p>
@@ -57,31 +15,7 @@
         <w:pStyle w:val="Subtitle"/>
       </w:pPr>
       <w:r>
-        <w:t xml:space="preserve">MGS3701</w:t>
-      </w:r>
-      <w:r>
-        <w:t xml:space="preserve"> </w:t>
-      </w:r>
-      <w:r>
-        <w:t xml:space="preserve">Data</w:t>
-      </w:r>
-      <w:r>
-        <w:t xml:space="preserve"> </w:t>
-      </w:r>
-      <w:r>
-        <w:t xml:space="preserve">Mining,</w:t>
-      </w:r>
-      <w:r>
-        <w:t xml:space="preserve"> </w:t>
-      </w:r>
-      <w:r>
-        <w:t xml:space="preserve">Spring</w:t>
-      </w:r>
-      <w:r>
-        <w:t xml:space="preserve"> </w:t>
-      </w:r>
-      <w:r>
-        <w:t xml:space="preserve">2025</w:t>
+        <w:t xml:space="preserve">MGS3701 Data Mining, Spring 2025</w:t>
       </w:r>
     </w:p>
     <w:p>
@@ -89,19 +23,7 @@
         <w:pStyle w:val="Author"/>
       </w:pPr>
       <w:r>
-        <w:t xml:space="preserve">Chad</w:t>
-      </w:r>
-      <w:r>
-        <w:t xml:space="preserve"> </w:t>
-      </w:r>
-      <w:r>
-        <w:t xml:space="preserve">(Chungil</w:t>
-      </w:r>
-      <w:r>
-        <w:t xml:space="preserve"> </w:t>
-      </w:r>
-      <w:r>
-        <w:t xml:space="preserve">Chae)</w:t>
+        <w:t xml:space="preserve">Chad (Chungil Chae)</w:t>
       </w:r>
     </w:p>
     <w:p>
@@ -109,33 +31,7 @@
         <w:pStyle w:val="Date"/>
       </w:pPr>
       <w:r>
-        <w:t xml:space="preserve">Sun,</w:t>
-      </w:r>
-      <w:r>
-        <w:t xml:space="preserve"> </w:t>
-      </w:r>
-      <w:r>
-        <w:t xml:space="preserve">25</w:t>
-      </w:r>
-      <w:r>
-        <w:t xml:space="preserve"> </w:t>
-      </w:r>
-      <w:r>
-        <w:t xml:space="preserve">May</w:t>
-      </w:r>
-      <w:r>
-        <w:t xml:space="preserve"> </w:t>
-      </w:r>
-      <w:r>
-        <w:t xml:space="preserve">2025</w:t>
-      </w:r>
-    </w:p>
-    <w:p>
-      <w:pPr>
-        <w:pStyle w:val="AbstractTitle"/>
-      </w:pPr>
-      <w:r>
-        <w:t xml:space="preserve">Abstract</w:t>
+        <w:t xml:space="preserve">Mon, 26 May 2025</w:t>
       </w:r>
     </w:p>
     <w:p>
@@ -182,13 +78,7 @@
         <w:t xml:space="preserve"> </w:t>
       </w:r>
       <w:r>
-        <w:t xml:space="preserve">“</w:t>
-      </w:r>
-      <w:r>
-        <w:t xml:space="preserve">data mining.</w:t>
-      </w:r>
-      <w:r>
-        <w:t xml:space="preserve">”</w:t>
+        <w:t xml:space="preserve">“data mining.”</w:t>
       </w:r>
     </w:p>
     <w:p>
@@ -396,13 +286,7 @@
         <w:t xml:space="preserve"> </w:t>
       </w:r>
       <w:r>
-        <w:t xml:space="preserve">“</w:t>
-      </w:r>
-      <w:r>
-        <w:t xml:space="preserve">what items go together</w:t>
-      </w:r>
-      <w:r>
-        <w:t xml:space="preserve">”</w:t>
+        <w:t xml:space="preserve">“what items go together”</w:t>
       </w:r>
       <w:r>
         <w:t xml:space="preserve">.</w:t>
@@ -456,13 +340,7 @@
         <w:t xml:space="preserve">Recommendation websites: online shopping (</w:t>
       </w:r>
       <w:r>
-        <w:t xml:space="preserve">“</w:t>
-      </w:r>
-      <w:r>
-        <w:t xml:space="preserve">Customers who bought X also bought Y</w:t>
-      </w:r>
-      <w:r>
-        <w:t xml:space="preserve">”</w:t>
+        <w:t xml:space="preserve">“Customers who bought X also bought Y”</w:t>
       </w:r>
       <w:r>
         <w:t xml:space="preserve">).</w:t>
@@ -515,7 +393,7 @@
                     <a:graphicData uri="http://schemas.openxmlformats.org/drawingml/2006/picture">
                       <pic:pic>
                         <pic:nvPicPr>
-                          <pic:cNvPr descr="/usr/lib/rstudio-server/bin/quarto/share/formats/docx/note.png" id="26" name="Picture"/>
+                          <pic:cNvPr descr="/Applications/quarto/share/formats/docx/note.png" id="26" name="Picture"/>
                           <pic:cNvPicPr>
                             <a:picLocks noChangeArrowheads="1" noChangeAspect="1"/>
                           </pic:cNvPicPr>
@@ -639,7 +517,7 @@
                     <a:graphicData uri="http://schemas.openxmlformats.org/drawingml/2006/picture">
                       <pic:pic>
                         <pic:nvPicPr>
-                          <pic:cNvPr descr="/usr/lib/rstudio-server/bin/quarto/share/formats/docx/note.png" id="28" name="Picture"/>
+                          <pic:cNvPr descr="/Applications/quarto/share/formats/docx/note.png" id="28" name="Picture"/>
                           <pic:cNvPicPr>
                             <a:picLocks noChangeArrowheads="1" noChangeAspect="1"/>
                           </pic:cNvPicPr>
@@ -1070,7 +948,7 @@
                     <a:graphicData uri="http://schemas.openxmlformats.org/drawingml/2006/picture">
                       <pic:pic>
                         <pic:nvPicPr>
-                          <pic:cNvPr descr="/usr/lib/rstudio-server/bin/quarto/share/formats/docx/note.png" id="34" name="Picture"/>
+                          <pic:cNvPr descr="/Applications/quarto/share/formats/docx/note.png" id="34" name="Picture"/>
                           <pic:cNvPicPr>
                             <a:picLocks noChangeArrowheads="1" noChangeAspect="1"/>
                           </pic:cNvPicPr>
@@ -1284,7 +1162,7 @@
                     <a:graphicData uri="http://schemas.openxmlformats.org/drawingml/2006/picture">
                       <pic:pic>
                         <pic:nvPicPr>
-                          <pic:cNvPr descr="/usr/lib/rstudio-server/bin/quarto/share/formats/docx/note.png" id="37" name="Picture"/>
+                          <pic:cNvPr descr="/Applications/quarto/share/formats/docx/note.png" id="37" name="Picture"/>
                           <pic:cNvPicPr>
                             <a:picLocks noChangeArrowheads="1" noChangeAspect="1"/>
                           </pic:cNvPicPr>
@@ -1873,13 +1751,7 @@
         <w:t xml:space="preserve">Zillow is a popular real estate valuation site that publishes estimated home (</w:t>
       </w:r>
       <w:r>
-        <w:t xml:space="preserve">“</w:t>
-      </w:r>
-      <w:r>
-        <w:t xml:space="preserve">Zestimate</w:t>
-      </w:r>
-      <w:r>
-        <w:t xml:space="preserve">”</w:t>
+        <w:t xml:space="preserve">“Zestimate”</w:t>
       </w:r>
       <w:r>
         <w:t xml:space="preserve">) data.</w:t>
@@ -2168,13 +2040,7 @@
         <w:t xml:space="preserve"> </w:t>
       </w:r>
       <w:r>
-        <w:t xml:space="preserve">“</w:t>
-      </w:r>
-      <w:r>
-        <w:t xml:space="preserve">dummy</w:t>
-      </w:r>
-      <w:r>
-        <w:t xml:space="preserve">”</w:t>
+        <w:t xml:space="preserve">“dummy”</w:t>
       </w:r>
       <w:r>
         <w:t xml:space="preserve"> </w:t>
@@ -2202,13 +2068,7 @@
         </w:numPr>
       </w:pPr>
       <w:r>
-        <w:t xml:space="preserve">“</w:t>
-      </w:r>
-      <w:r>
-        <w:t xml:space="preserve">More is better</w:t>
-      </w:r>
-      <w:r>
-        <w:t xml:space="preserve">”</w:t>
+        <w:t xml:space="preserve">“More is better”</w:t>
       </w:r>
       <w:r>
         <w:t xml:space="preserve"> </w:t>
@@ -2385,13 +2245,7 @@
         <w:t xml:space="preserve"> </w:t>
       </w:r>
       <w:r>
-        <w:t xml:space="preserve">“</w:t>
-      </w:r>
-      <w:r>
-        <w:t xml:space="preserve">noise</w:t>
-      </w:r>
-      <w:r>
-        <w:t xml:space="preserve">”</w:t>
+        <w:t xml:space="preserve">“noise”</w:t>
       </w:r>
       <w:r>
         <w:t xml:space="preserve"> </w:t>
@@ -3345,7 +3199,7 @@
   </w:style>
   <w:style w:styleId="Subtitle" w:type="paragraph">
     <w:name w:val="Subtitle"/>
-    <w:basedOn w:val="Normal"/>
+    <w:basedOn w:val="Title"/>
     <w:next w:val="BodyText"/>
     <w:link w:val="SubtitleChar"/>
     <w:uiPriority w:val="11"/>
@@ -3358,7 +3212,6 @@
     </w:pPr>
     <w:rPr>
       <w:rFonts w:cstheme="majorBidi" w:eastAsiaTheme="majorEastAsia"/>
-      <w:color w:themeColor="text1" w:themeTint="A6" w:val="595959"/>
       <w:spacing w:val="15"/>
       <w:sz w:val="28"/>
       <w:szCs w:val="28"/>
@@ -3411,7 +3264,6 @@
     </w:pPr>
     <w:rPr>
       <w:b/>
-      <w:color w:val="345A8A"/>
       <w:sz w:val="20"/>
       <w:szCs w:val="20"/>
     </w:rPr>
